--- a/Rapport_PFE_Stock_Management_Complet.docx
+++ b/Rapport_PFE_Stock_Management_Complet.docx
@@ -6543,31 +6543,1137 @@
       </w:r>
     </w:p>
     <w:p>
-      <w:pPr>
-        <w:pStyle w:val="Normal"/>
-        <w:jc w:val="both"/>
-        <w:rPr/>
-      </w:pPr>
-      <w:r>
-        <w:rPr>
-          <w:sz w:val="24"/>
-        </w:rPr>
-        <w:t>Le backend a ete developpe avec Spring Boot et structure autour de services, controllers, repositories et DTOs. Il expose des modules d'authentification, de gestion des workspaces, des categories, des produits, des mouvements, des alertes, de la BI et du ML. Les endpoints sont documentes dans Swagger et consolides dans une documentation par module. La securite repose sur JWT pour les flux internes et sur OAuth2 Google pour le SSO.</w:t>
+      <w:r>
+        <w:t>Le backend a ete realise avec Spring Boot selon une architecture en couches qui separe controllers REST, services metier, repositories JPA, DTO de transport et composants de securite. Cette organisation a facilite l'ajout progressif des modules fonctionnels tout en gardant une API coherente, documentee dans Swagger et detaillee par fichiers markdown dans le dossier de documentation des modules.</w:t>
       </w:r>
     </w:p>
     <w:p>
-      <w:pPr>
-        <w:pStyle w:val="Normal"/>
-        <w:jc w:val="both"/>
-        <w:rPr/>
-      </w:pPr>
-      <w:r>
-        <w:rPr>
-          <w:sz w:val="24"/>
-        </w:rPr>
-        <w:t>La couche metier integre des regles explicites telles que l'unicite du SKU et du code-barres dans un workspace, la limitation de la hierarchie des categories a deux niveaux, la suppression logique des produits et la verification des droits d'acces par role. Les donnees de demonstration ont ete adaptees au contexte marocain afin de coherer avec le cadre de presentation du PFE.</w:t>
+      <w:r>
+        <w:t>Le module d'authentification couvre l'inscription, la connexion, le rafraichissement du token, la deconnexion, l'exposition du profil courant et le point d'entree OAuth2 Google. Les routes publiques POST /auth/register, POST /auth/login et POST /auth/refresh delivrent des JWT signes en HS256, tandis que GET /auth/me exploite directement le contexte de securite. Cette implementation combine ainsi un mode JWT classique pour les flux internes et un SSO Google redirige vers le frontend pour les usages federes.</w:t>
       </w:r>
     </w:p>
+    <w:p>
+      <w:r>
+        <w:t>Le module workspaces structure la plateforme multi-magasin autour des routes GET /workspaces, POST /workspaces et des operations de gestion des membres. Chaque espace de travail possede un owner, peut integrer les roles MANAGER, OPERATOR et VIEWER, et conserve des valeurs par defaut adaptees au contexte marocain comme la devise MAD, le fuseau Africa/Casablanca et la langue fr. La suppression logique preserve l'historique et un proprietaire ne peut pas quitter son propre espace sans transfert prealable.</w:t>
+      </w:r>
+    </w:p>
+    <w:p>
+      <w:r>
+        <w:t>Le module categories organise le catalogue par niveau metier afin d'alimenter le web, le mobile et les rapports analytiques. Les endpoints GET, POST, PUT et DELETE sur /workspaces/{workspaceId}/categories appliquent plusieurs garde-fous : unicite du nom dans un meme workspace, profondeur limitee a deux niveaux, interdiction de s'auto-designer comme parent et refus de suppression lorsqu'une categorie reste referencee par des produits actifs. Les operations d'ecriture sont reservees aux roles owner, manager ou operator.</w:t>
+      </w:r>
+    </w:p>
+    <w:p>
+      <w:r>
+        <w:t>Le module produits centralise les informations de reference exploitees par toute la chaine applicative : SKU, code-barres, cout, prix, unite, seuils de stock et categorie associee. Les routes /products et /products/barcode/{barcode} permettent la consultation et la maintenance du catalogue, avec unicite du SKU et du code-barres a l'echelle du workspace, verification de la coherence entre produit et categorie, suppression logique via isActive=false et calcul automatique du statut de stock parmi OK, LOW, OUT_OF_STOCK et OVERSTOCK a partir des seuils minimum et maximum.</w:t>
+      </w:r>
+    </w:p>
+    <w:p>
+      <w:r>
+        <w:t>Le module mouvements de stock constitue la source transactionnelle principale du systeme. Il enregistre les entrees, sorties, pertes, transferts et ajustements au moyen des endpoints GET /workspaces/{workspaceId}/movements, GET /workspaces/{workspaceId}/movements/products/{productId} et POST /workspaces/{workspaceId}/movements. Chaque enregistrement est rattache a un produit, un utilisateur et un workspace, l'affichage est ordonne par defaut du plus recent au plus ancien pour simplifier l'audit, et les mouvements de type OUT et LOSS alimentent ensuite la BI ainsi que la preparation des donnees de prevision.</w:t>
+      </w:r>
+    </w:p>
+    <w:p>
+      <w:r>
+        <w:t>Le module alertes complete cette logique en derivant des notifications de stock faible, rupture, surstock et recommandation de reaprovisionnement. Les routes de consultation, comptage, lecture, resolution et nettoyage des alertes fournissent a l'interface le badge de notification et les vues detaillees. Les alertes OUT_OF_STOCK sont egalement reutilisees comme signaux critiques dans le dashboard BI, ce qui montre l'integration transversale entre les modules transactionnels et analytiques.</w:t>
+      </w:r>
+    </w:p>
+    <w:p>
+      <w:r>
+        <w:t>Les tableaux suivants synthetisent les endpoints REST des principaux modules backend.</w:t>
+      </w:r>
+    </w:p>
+    <w:p>
+      <w:r>
+        <w:t>Tableau des endpoints - Authentification</w:t>
+      </w:r>
+    </w:p>
+    <w:tbl>
+      <w:tblPr>
+        <w:tblStyle w:val="TableGrid"/>
+        <w:tblW w:type="auto" w:w="0"/>
+        <w:tblLook w:firstColumn="1" w:firstRow="1" w:lastColumn="0" w:lastRow="0" w:noHBand="0" w:noVBand="1" w:val="04A0"/>
+      </w:tblPr>
+      <w:tblGrid>
+        <w:gridCol w:w="4703"/>
+        <w:gridCol w:w="4703"/>
+      </w:tblGrid>
+      <w:tr>
+        <w:tc>
+          <w:tcPr>
+            <w:tcW w:type="dxa" w:w="4703"/>
+          </w:tcPr>
+          <w:p>
+            <w:r>
+              <w:t>Methode</w:t>
+            </w:r>
+          </w:p>
+        </w:tc>
+        <w:tc>
+          <w:tcPr>
+            <w:tcW w:type="dxa" w:w="4703"/>
+          </w:tcPr>
+          <w:p>
+            <w:r>
+              <w:t>Endpoint</w:t>
+            </w:r>
+          </w:p>
+        </w:tc>
+      </w:tr>
+      <w:tr>
+        <w:tc>
+          <w:tcPr>
+            <w:tcW w:type="dxa" w:w="4703"/>
+          </w:tcPr>
+          <w:p>
+            <w:r>
+              <w:t>POST</w:t>
+            </w:r>
+          </w:p>
+        </w:tc>
+        <w:tc>
+          <w:tcPr>
+            <w:tcW w:type="dxa" w:w="4703"/>
+          </w:tcPr>
+          <w:p>
+            <w:r>
+              <w:t>/auth/register</w:t>
+            </w:r>
+          </w:p>
+        </w:tc>
+      </w:tr>
+      <w:tr>
+        <w:tc>
+          <w:tcPr>
+            <w:tcW w:type="dxa" w:w="4703"/>
+          </w:tcPr>
+          <w:p>
+            <w:r>
+              <w:t>POST</w:t>
+            </w:r>
+          </w:p>
+        </w:tc>
+        <w:tc>
+          <w:tcPr>
+            <w:tcW w:type="dxa" w:w="4703"/>
+          </w:tcPr>
+          <w:p>
+            <w:r>
+              <w:t>/auth/login</w:t>
+            </w:r>
+          </w:p>
+        </w:tc>
+      </w:tr>
+      <w:tr>
+        <w:tc>
+          <w:tcPr>
+            <w:tcW w:type="dxa" w:w="4703"/>
+          </w:tcPr>
+          <w:p>
+            <w:r>
+              <w:t>POST</w:t>
+            </w:r>
+          </w:p>
+        </w:tc>
+        <w:tc>
+          <w:tcPr>
+            <w:tcW w:type="dxa" w:w="4703"/>
+          </w:tcPr>
+          <w:p>
+            <w:r>
+              <w:t>/auth/refresh</w:t>
+            </w:r>
+          </w:p>
+        </w:tc>
+      </w:tr>
+      <w:tr>
+        <w:tc>
+          <w:tcPr>
+            <w:tcW w:type="dxa" w:w="4703"/>
+          </w:tcPr>
+          <w:p>
+            <w:r>
+              <w:t>POST</w:t>
+            </w:r>
+          </w:p>
+        </w:tc>
+        <w:tc>
+          <w:tcPr>
+            <w:tcW w:type="dxa" w:w="4703"/>
+          </w:tcPr>
+          <w:p>
+            <w:r>
+              <w:t>/auth/logout</w:t>
+            </w:r>
+          </w:p>
+        </w:tc>
+      </w:tr>
+      <w:tr>
+        <w:tc>
+          <w:tcPr>
+            <w:tcW w:type="dxa" w:w="4703"/>
+          </w:tcPr>
+          <w:p>
+            <w:r>
+              <w:t>GET</w:t>
+            </w:r>
+          </w:p>
+        </w:tc>
+        <w:tc>
+          <w:tcPr>
+            <w:tcW w:type="dxa" w:w="4703"/>
+          </w:tcPr>
+          <w:p>
+            <w:r>
+              <w:t>/auth/me</w:t>
+            </w:r>
+          </w:p>
+        </w:tc>
+      </w:tr>
+      <w:tr>
+        <w:tc>
+          <w:tcPr>
+            <w:tcW w:type="dxa" w:w="4703"/>
+          </w:tcPr>
+          <w:p>
+            <w:r>
+              <w:t>GET</w:t>
+            </w:r>
+          </w:p>
+        </w:tc>
+        <w:tc>
+          <w:tcPr>
+            <w:tcW w:type="dxa" w:w="4703"/>
+          </w:tcPr>
+          <w:p>
+            <w:r>
+              <w:t>/auth/oauth2/info</w:t>
+            </w:r>
+          </w:p>
+        </w:tc>
+      </w:tr>
+    </w:tbl>
+    <w:p/>
+    <w:p>
+      <w:r>
+        <w:t>Tableau des endpoints - Workspaces</w:t>
+      </w:r>
+    </w:p>
+    <w:tbl>
+      <w:tblPr>
+        <w:tblStyle w:val="TableGrid"/>
+        <w:tblW w:type="auto" w:w="0"/>
+        <w:tblLook w:firstColumn="1" w:firstRow="1" w:lastColumn="0" w:lastRow="0" w:noHBand="0" w:noVBand="1" w:val="04A0"/>
+      </w:tblPr>
+      <w:tblGrid>
+        <w:gridCol w:w="4703"/>
+        <w:gridCol w:w="4703"/>
+      </w:tblGrid>
+      <w:tr>
+        <w:tc>
+          <w:tcPr>
+            <w:tcW w:type="dxa" w:w="4703"/>
+          </w:tcPr>
+          <w:p>
+            <w:r>
+              <w:t>Methode</w:t>
+            </w:r>
+          </w:p>
+        </w:tc>
+        <w:tc>
+          <w:tcPr>
+            <w:tcW w:type="dxa" w:w="4703"/>
+          </w:tcPr>
+          <w:p>
+            <w:r>
+              <w:t>Endpoint</w:t>
+            </w:r>
+          </w:p>
+        </w:tc>
+      </w:tr>
+      <w:tr>
+        <w:tc>
+          <w:tcPr>
+            <w:tcW w:type="dxa" w:w="4703"/>
+          </w:tcPr>
+          <w:p>
+            <w:r>
+              <w:t>GET</w:t>
+            </w:r>
+          </w:p>
+        </w:tc>
+        <w:tc>
+          <w:tcPr>
+            <w:tcW w:type="dxa" w:w="4703"/>
+          </w:tcPr>
+          <w:p>
+            <w:r>
+              <w:t>/workspaces</w:t>
+            </w:r>
+          </w:p>
+        </w:tc>
+      </w:tr>
+      <w:tr>
+        <w:tc>
+          <w:tcPr>
+            <w:tcW w:type="dxa" w:w="4703"/>
+          </w:tcPr>
+          <w:p>
+            <w:r>
+              <w:t>GET</w:t>
+            </w:r>
+          </w:p>
+        </w:tc>
+        <w:tc>
+          <w:tcPr>
+            <w:tcW w:type="dxa" w:w="4703"/>
+          </w:tcPr>
+          <w:p>
+            <w:r>
+              <w:t>/workspaces/{workspaceId}</w:t>
+            </w:r>
+          </w:p>
+        </w:tc>
+      </w:tr>
+      <w:tr>
+        <w:tc>
+          <w:tcPr>
+            <w:tcW w:type="dxa" w:w="4703"/>
+          </w:tcPr>
+          <w:p>
+            <w:r>
+              <w:t>POST</w:t>
+            </w:r>
+          </w:p>
+        </w:tc>
+        <w:tc>
+          <w:tcPr>
+            <w:tcW w:type="dxa" w:w="4703"/>
+          </w:tcPr>
+          <w:p>
+            <w:r>
+              <w:t>/workspaces</w:t>
+            </w:r>
+          </w:p>
+        </w:tc>
+      </w:tr>
+      <w:tr>
+        <w:tc>
+          <w:tcPr>
+            <w:tcW w:type="dxa" w:w="4703"/>
+          </w:tcPr>
+          <w:p>
+            <w:r>
+              <w:t>PUT</w:t>
+            </w:r>
+          </w:p>
+        </w:tc>
+        <w:tc>
+          <w:tcPr>
+            <w:tcW w:type="dxa" w:w="4703"/>
+          </w:tcPr>
+          <w:p>
+            <w:r>
+              <w:t>/workspaces/{workspaceId}</w:t>
+            </w:r>
+          </w:p>
+        </w:tc>
+      </w:tr>
+      <w:tr>
+        <w:tc>
+          <w:tcPr>
+            <w:tcW w:type="dxa" w:w="4703"/>
+          </w:tcPr>
+          <w:p>
+            <w:r>
+              <w:t>DELETE</w:t>
+            </w:r>
+          </w:p>
+        </w:tc>
+        <w:tc>
+          <w:tcPr>
+            <w:tcW w:type="dxa" w:w="4703"/>
+          </w:tcPr>
+          <w:p>
+            <w:r>
+              <w:t>/workspaces/{workspaceId}</w:t>
+            </w:r>
+          </w:p>
+        </w:tc>
+      </w:tr>
+      <w:tr>
+        <w:tc>
+          <w:tcPr>
+            <w:tcW w:type="dxa" w:w="4703"/>
+          </w:tcPr>
+          <w:p>
+            <w:r>
+              <w:t>DELETE</w:t>
+            </w:r>
+          </w:p>
+        </w:tc>
+        <w:tc>
+          <w:tcPr>
+            <w:tcW w:type="dxa" w:w="4703"/>
+          </w:tcPr>
+          <w:p>
+            <w:r>
+              <w:t>/workspaces/{workspaceId}/leave</w:t>
+            </w:r>
+          </w:p>
+        </w:tc>
+      </w:tr>
+      <w:tr>
+        <w:tc>
+          <w:tcPr>
+            <w:tcW w:type="dxa" w:w="4703"/>
+          </w:tcPr>
+          <w:p>
+            <w:r>
+              <w:t>GET</w:t>
+            </w:r>
+          </w:p>
+        </w:tc>
+        <w:tc>
+          <w:tcPr>
+            <w:tcW w:type="dxa" w:w="4703"/>
+          </w:tcPr>
+          <w:p>
+            <w:r>
+              <w:t>/workspaces/{workspaceId}/members</w:t>
+            </w:r>
+          </w:p>
+        </w:tc>
+      </w:tr>
+      <w:tr>
+        <w:tc>
+          <w:tcPr>
+            <w:tcW w:type="dxa" w:w="4703"/>
+          </w:tcPr>
+          <w:p>
+            <w:r>
+              <w:t>POST</w:t>
+            </w:r>
+          </w:p>
+        </w:tc>
+        <w:tc>
+          <w:tcPr>
+            <w:tcW w:type="dxa" w:w="4703"/>
+          </w:tcPr>
+          <w:p>
+            <w:r>
+              <w:t>/workspaces/{workspaceId}/members</w:t>
+            </w:r>
+          </w:p>
+        </w:tc>
+      </w:tr>
+      <w:tr>
+        <w:tc>
+          <w:tcPr>
+            <w:tcW w:type="dxa" w:w="4703"/>
+          </w:tcPr>
+          <w:p>
+            <w:r>
+              <w:t>PATCH</w:t>
+            </w:r>
+          </w:p>
+        </w:tc>
+        <w:tc>
+          <w:tcPr>
+            <w:tcW w:type="dxa" w:w="4703"/>
+          </w:tcPr>
+          <w:p>
+            <w:r>
+              <w:t>/workspaces/{workspaceId}/members/{memberId}/role</w:t>
+            </w:r>
+          </w:p>
+        </w:tc>
+      </w:tr>
+      <w:tr>
+        <w:tc>
+          <w:tcPr>
+            <w:tcW w:type="dxa" w:w="4703"/>
+          </w:tcPr>
+          <w:p>
+            <w:r>
+              <w:t>DELETE</w:t>
+            </w:r>
+          </w:p>
+        </w:tc>
+        <w:tc>
+          <w:tcPr>
+            <w:tcW w:type="dxa" w:w="4703"/>
+          </w:tcPr>
+          <w:p>
+            <w:r>
+              <w:t>/workspaces/{workspaceId}/members/{memberId}</w:t>
+            </w:r>
+          </w:p>
+        </w:tc>
+      </w:tr>
+    </w:tbl>
+    <w:p/>
+    <w:p>
+      <w:r>
+        <w:t>Tableau des endpoints - Categories</w:t>
+      </w:r>
+    </w:p>
+    <w:tbl>
+      <w:tblPr>
+        <w:tblStyle w:val="TableGrid"/>
+        <w:tblW w:type="auto" w:w="0"/>
+        <w:tblLook w:firstColumn="1" w:firstRow="1" w:lastColumn="0" w:lastRow="0" w:noHBand="0" w:noVBand="1" w:val="04A0"/>
+      </w:tblPr>
+      <w:tblGrid>
+        <w:gridCol w:w="4703"/>
+        <w:gridCol w:w="4703"/>
+      </w:tblGrid>
+      <w:tr>
+        <w:tc>
+          <w:tcPr>
+            <w:tcW w:type="dxa" w:w="4703"/>
+          </w:tcPr>
+          <w:p>
+            <w:r>
+              <w:t>Methode</w:t>
+            </w:r>
+          </w:p>
+        </w:tc>
+        <w:tc>
+          <w:tcPr>
+            <w:tcW w:type="dxa" w:w="4703"/>
+          </w:tcPr>
+          <w:p>
+            <w:r>
+              <w:t>Endpoint</w:t>
+            </w:r>
+          </w:p>
+        </w:tc>
+      </w:tr>
+      <w:tr>
+        <w:tc>
+          <w:tcPr>
+            <w:tcW w:type="dxa" w:w="4703"/>
+          </w:tcPr>
+          <w:p>
+            <w:r>
+              <w:t>GET</w:t>
+            </w:r>
+          </w:p>
+        </w:tc>
+        <w:tc>
+          <w:tcPr>
+            <w:tcW w:type="dxa" w:w="4703"/>
+          </w:tcPr>
+          <w:p>
+            <w:r>
+              <w:t>/workspaces/{workspaceId}/categories</w:t>
+            </w:r>
+          </w:p>
+        </w:tc>
+      </w:tr>
+      <w:tr>
+        <w:tc>
+          <w:tcPr>
+            <w:tcW w:type="dxa" w:w="4703"/>
+          </w:tcPr>
+          <w:p>
+            <w:r>
+              <w:t>GET</w:t>
+            </w:r>
+          </w:p>
+        </w:tc>
+        <w:tc>
+          <w:tcPr>
+            <w:tcW w:type="dxa" w:w="4703"/>
+          </w:tcPr>
+          <w:p>
+            <w:r>
+              <w:t>/workspaces/{workspaceId}/categories/{categoryId}</w:t>
+            </w:r>
+          </w:p>
+        </w:tc>
+      </w:tr>
+      <w:tr>
+        <w:tc>
+          <w:tcPr>
+            <w:tcW w:type="dxa" w:w="4703"/>
+          </w:tcPr>
+          <w:p>
+            <w:r>
+              <w:t>POST</w:t>
+            </w:r>
+          </w:p>
+        </w:tc>
+        <w:tc>
+          <w:tcPr>
+            <w:tcW w:type="dxa" w:w="4703"/>
+          </w:tcPr>
+          <w:p>
+            <w:r>
+              <w:t>/workspaces/{workspaceId}/categories</w:t>
+            </w:r>
+          </w:p>
+        </w:tc>
+      </w:tr>
+      <w:tr>
+        <w:tc>
+          <w:tcPr>
+            <w:tcW w:type="dxa" w:w="4703"/>
+          </w:tcPr>
+          <w:p>
+            <w:r>
+              <w:t>PUT</w:t>
+            </w:r>
+          </w:p>
+        </w:tc>
+        <w:tc>
+          <w:tcPr>
+            <w:tcW w:type="dxa" w:w="4703"/>
+          </w:tcPr>
+          <w:p>
+            <w:r>
+              <w:t>/workspaces/{workspaceId}/categories/{categoryId}</w:t>
+            </w:r>
+          </w:p>
+        </w:tc>
+      </w:tr>
+      <w:tr>
+        <w:tc>
+          <w:tcPr>
+            <w:tcW w:type="dxa" w:w="4703"/>
+          </w:tcPr>
+          <w:p>
+            <w:r>
+              <w:t>DELETE</w:t>
+            </w:r>
+          </w:p>
+        </w:tc>
+        <w:tc>
+          <w:tcPr>
+            <w:tcW w:type="dxa" w:w="4703"/>
+          </w:tcPr>
+          <w:p>
+            <w:r>
+              <w:t>/workspaces/{workspaceId}/categories/{categoryId}</w:t>
+            </w:r>
+          </w:p>
+        </w:tc>
+      </w:tr>
+    </w:tbl>
+    <w:p/>
+    <w:p>
+      <w:r>
+        <w:t>Tableau des endpoints - Produits</w:t>
+      </w:r>
+    </w:p>
+    <w:tbl>
+      <w:tblPr>
+        <w:tblStyle w:val="TableGrid"/>
+        <w:tblW w:type="auto" w:w="0"/>
+        <w:tblLook w:firstColumn="1" w:firstRow="1" w:lastColumn="0" w:lastRow="0" w:noHBand="0" w:noVBand="1" w:val="04A0"/>
+      </w:tblPr>
+      <w:tblGrid>
+        <w:gridCol w:w="4703"/>
+        <w:gridCol w:w="4703"/>
+      </w:tblGrid>
+      <w:tr>
+        <w:tc>
+          <w:tcPr>
+            <w:tcW w:type="dxa" w:w="4703"/>
+          </w:tcPr>
+          <w:p>
+            <w:r>
+              <w:t>Methode</w:t>
+            </w:r>
+          </w:p>
+        </w:tc>
+        <w:tc>
+          <w:tcPr>
+            <w:tcW w:type="dxa" w:w="4703"/>
+          </w:tcPr>
+          <w:p>
+            <w:r>
+              <w:t>Endpoint</w:t>
+            </w:r>
+          </w:p>
+        </w:tc>
+      </w:tr>
+      <w:tr>
+        <w:tc>
+          <w:tcPr>
+            <w:tcW w:type="dxa" w:w="4703"/>
+          </w:tcPr>
+          <w:p>
+            <w:r>
+              <w:t>GET</w:t>
+            </w:r>
+          </w:p>
+        </w:tc>
+        <w:tc>
+          <w:tcPr>
+            <w:tcW w:type="dxa" w:w="4703"/>
+          </w:tcPr>
+          <w:p>
+            <w:r>
+              <w:t>/workspaces/{workspaceId}/products</w:t>
+            </w:r>
+          </w:p>
+        </w:tc>
+      </w:tr>
+      <w:tr>
+        <w:tc>
+          <w:tcPr>
+            <w:tcW w:type="dxa" w:w="4703"/>
+          </w:tcPr>
+          <w:p>
+            <w:r>
+              <w:t>GET</w:t>
+            </w:r>
+          </w:p>
+        </w:tc>
+        <w:tc>
+          <w:tcPr>
+            <w:tcW w:type="dxa" w:w="4703"/>
+          </w:tcPr>
+          <w:p>
+            <w:r>
+              <w:t>/workspaces/{workspaceId}/products/barcode/{barcode}</w:t>
+            </w:r>
+          </w:p>
+        </w:tc>
+      </w:tr>
+      <w:tr>
+        <w:tc>
+          <w:tcPr>
+            <w:tcW w:type="dxa" w:w="4703"/>
+          </w:tcPr>
+          <w:p>
+            <w:r>
+              <w:t>GET</w:t>
+            </w:r>
+          </w:p>
+        </w:tc>
+        <w:tc>
+          <w:tcPr>
+            <w:tcW w:type="dxa" w:w="4703"/>
+          </w:tcPr>
+          <w:p>
+            <w:r>
+              <w:t>/workspaces/{workspaceId}/products/{productId}</w:t>
+            </w:r>
+          </w:p>
+        </w:tc>
+      </w:tr>
+      <w:tr>
+        <w:tc>
+          <w:tcPr>
+            <w:tcW w:type="dxa" w:w="4703"/>
+          </w:tcPr>
+          <w:p>
+            <w:r>
+              <w:t>POST</w:t>
+            </w:r>
+          </w:p>
+        </w:tc>
+        <w:tc>
+          <w:tcPr>
+            <w:tcW w:type="dxa" w:w="4703"/>
+          </w:tcPr>
+          <w:p>
+            <w:r>
+              <w:t>/workspaces/{workspaceId}/products</w:t>
+            </w:r>
+          </w:p>
+        </w:tc>
+      </w:tr>
+      <w:tr>
+        <w:tc>
+          <w:tcPr>
+            <w:tcW w:type="dxa" w:w="4703"/>
+          </w:tcPr>
+          <w:p>
+            <w:r>
+              <w:t>PUT</w:t>
+            </w:r>
+          </w:p>
+        </w:tc>
+        <w:tc>
+          <w:tcPr>
+            <w:tcW w:type="dxa" w:w="4703"/>
+          </w:tcPr>
+          <w:p>
+            <w:r>
+              <w:t>/workspaces/{workspaceId}/products/{productId}</w:t>
+            </w:r>
+          </w:p>
+        </w:tc>
+      </w:tr>
+      <w:tr>
+        <w:tc>
+          <w:tcPr>
+            <w:tcW w:type="dxa" w:w="4703"/>
+          </w:tcPr>
+          <w:p>
+            <w:r>
+              <w:t>DELETE</w:t>
+            </w:r>
+          </w:p>
+        </w:tc>
+        <w:tc>
+          <w:tcPr>
+            <w:tcW w:type="dxa" w:w="4703"/>
+          </w:tcPr>
+          <w:p>
+            <w:r>
+              <w:t>/workspaces/{workspaceId}/products/{productId}</w:t>
+            </w:r>
+          </w:p>
+        </w:tc>
+      </w:tr>
+    </w:tbl>
+    <w:p/>
+    <w:p>
+      <w:r>
+        <w:t>Tableau des endpoints - Mouvements de stock</w:t>
+      </w:r>
+    </w:p>
+    <w:tbl>
+      <w:tblPr>
+        <w:tblStyle w:val="TableGrid"/>
+        <w:tblW w:type="auto" w:w="0"/>
+        <w:tblLook w:firstColumn="1" w:firstRow="1" w:lastColumn="0" w:lastRow="0" w:noHBand="0" w:noVBand="1" w:val="04A0"/>
+      </w:tblPr>
+      <w:tblGrid>
+        <w:gridCol w:w="4703"/>
+        <w:gridCol w:w="4703"/>
+      </w:tblGrid>
+      <w:tr>
+        <w:tc>
+          <w:tcPr>
+            <w:tcW w:type="dxa" w:w="4703"/>
+          </w:tcPr>
+          <w:p>
+            <w:r>
+              <w:t>Methode</w:t>
+            </w:r>
+          </w:p>
+        </w:tc>
+        <w:tc>
+          <w:tcPr>
+            <w:tcW w:type="dxa" w:w="4703"/>
+          </w:tcPr>
+          <w:p>
+            <w:r>
+              <w:t>Endpoint</w:t>
+            </w:r>
+          </w:p>
+        </w:tc>
+      </w:tr>
+      <w:tr>
+        <w:tc>
+          <w:tcPr>
+            <w:tcW w:type="dxa" w:w="4703"/>
+          </w:tcPr>
+          <w:p>
+            <w:r>
+              <w:t>GET</w:t>
+            </w:r>
+          </w:p>
+        </w:tc>
+        <w:tc>
+          <w:tcPr>
+            <w:tcW w:type="dxa" w:w="4703"/>
+          </w:tcPr>
+          <w:p>
+            <w:r>
+              <w:t>/workspaces/{workspaceId}/movements</w:t>
+            </w:r>
+          </w:p>
+        </w:tc>
+      </w:tr>
+      <w:tr>
+        <w:tc>
+          <w:tcPr>
+            <w:tcW w:type="dxa" w:w="4703"/>
+          </w:tcPr>
+          <w:p>
+            <w:r>
+              <w:t>GET</w:t>
+            </w:r>
+          </w:p>
+        </w:tc>
+        <w:tc>
+          <w:tcPr>
+            <w:tcW w:type="dxa" w:w="4703"/>
+          </w:tcPr>
+          <w:p>
+            <w:r>
+              <w:t>/workspaces/{workspaceId}/movements/products/{productId}</w:t>
+            </w:r>
+          </w:p>
+        </w:tc>
+      </w:tr>
+      <w:tr>
+        <w:tc>
+          <w:tcPr>
+            <w:tcW w:type="dxa" w:w="4703"/>
+          </w:tcPr>
+          <w:p>
+            <w:r>
+              <w:t>POST</w:t>
+            </w:r>
+          </w:p>
+        </w:tc>
+        <w:tc>
+          <w:tcPr>
+            <w:tcW w:type="dxa" w:w="4703"/>
+          </w:tcPr>
+          <w:p>
+            <w:r>
+              <w:t>/workspaces/{workspaceId}/movements</w:t>
+            </w:r>
+          </w:p>
+        </w:tc>
+      </w:tr>
+    </w:tbl>
+    <w:p/>
+    <w:p>
+      <w:r>
+        <w:t>Tableau des endpoints - Alertes</w:t>
+      </w:r>
+    </w:p>
+    <w:tbl>
+      <w:tblPr>
+        <w:tblStyle w:val="TableGrid"/>
+        <w:tblW w:type="auto" w:w="0"/>
+        <w:tblLook w:firstColumn="1" w:firstRow="1" w:lastColumn="0" w:lastRow="0" w:noHBand="0" w:noVBand="1" w:val="04A0"/>
+      </w:tblPr>
+      <w:tblGrid>
+        <w:gridCol w:w="4703"/>
+        <w:gridCol w:w="4703"/>
+      </w:tblGrid>
+      <w:tr>
+        <w:tc>
+          <w:tcPr>
+            <w:tcW w:type="dxa" w:w="4703"/>
+          </w:tcPr>
+          <w:p>
+            <w:r>
+              <w:t>Methode</w:t>
+            </w:r>
+          </w:p>
+        </w:tc>
+        <w:tc>
+          <w:tcPr>
+            <w:tcW w:type="dxa" w:w="4703"/>
+          </w:tcPr>
+          <w:p>
+            <w:r>
+              <w:t>Endpoint</w:t>
+            </w:r>
+          </w:p>
+        </w:tc>
+      </w:tr>
+      <w:tr>
+        <w:tc>
+          <w:tcPr>
+            <w:tcW w:type="dxa" w:w="4703"/>
+          </w:tcPr>
+          <w:p>
+            <w:r>
+              <w:t>GET</w:t>
+            </w:r>
+          </w:p>
+        </w:tc>
+        <w:tc>
+          <w:tcPr>
+            <w:tcW w:type="dxa" w:w="4703"/>
+          </w:tcPr>
+          <w:p>
+            <w:r>
+              <w:t>/workspaces/{workspaceId}/alerts</w:t>
+            </w:r>
+          </w:p>
+        </w:tc>
+      </w:tr>
+      <w:tr>
+        <w:tc>
+          <w:tcPr>
+            <w:tcW w:type="dxa" w:w="4703"/>
+          </w:tcPr>
+          <w:p>
+            <w:r>
+              <w:t>GET</w:t>
+            </w:r>
+          </w:p>
+        </w:tc>
+        <w:tc>
+          <w:tcPr>
+            <w:tcW w:type="dxa" w:w="4703"/>
+          </w:tcPr>
+          <w:p>
+            <w:r>
+              <w:t>/workspaces/{workspaceId}/alerts/count</w:t>
+            </w:r>
+          </w:p>
+        </w:tc>
+      </w:tr>
+      <w:tr>
+        <w:tc>
+          <w:tcPr>
+            <w:tcW w:type="dxa" w:w="4703"/>
+          </w:tcPr>
+          <w:p>
+            <w:r>
+              <w:t>GET</w:t>
+            </w:r>
+          </w:p>
+        </w:tc>
+        <w:tc>
+          <w:tcPr>
+            <w:tcW w:type="dxa" w:w="4703"/>
+          </w:tcPr>
+          <w:p>
+            <w:r>
+              <w:t>/workspaces/{workspaceId}/alerts/products/{productId}</w:t>
+            </w:r>
+          </w:p>
+        </w:tc>
+      </w:tr>
+      <w:tr>
+        <w:tc>
+          <w:tcPr>
+            <w:tcW w:type="dxa" w:w="4703"/>
+          </w:tcPr>
+          <w:p>
+            <w:r>
+              <w:t>GET</w:t>
+            </w:r>
+          </w:p>
+        </w:tc>
+        <w:tc>
+          <w:tcPr>
+            <w:tcW w:type="dxa" w:w="4703"/>
+          </w:tcPr>
+          <w:p>
+            <w:r>
+              <w:t>/workspaces/{workspaceId}/alerts/{alertId}</w:t>
+            </w:r>
+          </w:p>
+        </w:tc>
+      </w:tr>
+      <w:tr>
+        <w:tc>
+          <w:tcPr>
+            <w:tcW w:type="dxa" w:w="4703"/>
+          </w:tcPr>
+          <w:p>
+            <w:r>
+              <w:t>PATCH</w:t>
+            </w:r>
+          </w:p>
+        </w:tc>
+        <w:tc>
+          <w:tcPr>
+            <w:tcW w:type="dxa" w:w="4703"/>
+          </w:tcPr>
+          <w:p>
+            <w:r>
+              <w:t>/workspaces/{workspaceId}/alerts/{alertId}/read</w:t>
+            </w:r>
+          </w:p>
+        </w:tc>
+      </w:tr>
+      <w:tr>
+        <w:tc>
+          <w:tcPr>
+            <w:tcW w:type="dxa" w:w="4703"/>
+          </w:tcPr>
+          <w:p>
+            <w:r>
+              <w:t>PATCH</w:t>
+            </w:r>
+          </w:p>
+        </w:tc>
+        <w:tc>
+          <w:tcPr>
+            <w:tcW w:type="dxa" w:w="4703"/>
+          </w:tcPr>
+          <w:p>
+            <w:r>
+              <w:t>/workspaces/{workspaceId}/alerts/read-all</w:t>
+            </w:r>
+          </w:p>
+        </w:tc>
+      </w:tr>
+      <w:tr>
+        <w:tc>
+          <w:tcPr>
+            <w:tcW w:type="dxa" w:w="4703"/>
+          </w:tcPr>
+          <w:p>
+            <w:r>
+              <w:t>PATCH</w:t>
+            </w:r>
+          </w:p>
+        </w:tc>
+        <w:tc>
+          <w:tcPr>
+            <w:tcW w:type="dxa" w:w="4703"/>
+          </w:tcPr>
+          <w:p>
+            <w:r>
+              <w:t>/workspaces/{workspaceId}/alerts/{alertId}/resolve</w:t>
+            </w:r>
+          </w:p>
+        </w:tc>
+      </w:tr>
+      <w:tr>
+        <w:tc>
+          <w:tcPr>
+            <w:tcW w:type="dxa" w:w="4703"/>
+          </w:tcPr>
+          <w:p>
+            <w:r>
+              <w:t>DELETE</w:t>
+            </w:r>
+          </w:p>
+        </w:tc>
+        <w:tc>
+          <w:tcPr>
+            <w:tcW w:type="dxa" w:w="4703"/>
+          </w:tcPr>
+          <w:p>
+            <w:r>
+              <w:t>/workspaces/{workspaceId}/alerts/{alertId}</w:t>
+            </w:r>
+          </w:p>
+        </w:tc>
+      </w:tr>
+      <w:tr>
+        <w:tc>
+          <w:tcPr>
+            <w:tcW w:type="dxa" w:w="4703"/>
+          </w:tcPr>
+          <w:p>
+            <w:r>
+              <w:t>DELETE</w:t>
+            </w:r>
+          </w:p>
+        </w:tc>
+        <w:tc>
+          <w:tcPr>
+            <w:tcW w:type="dxa" w:w="4703"/>
+          </w:tcPr>
+          <w:p>
+            <w:r>
+              <w:t>/workspaces/{workspaceId}/alerts/resolved</w:t>
+            </w:r>
+          </w:p>
+        </w:tc>
+      </w:tr>
+    </w:tbl>
+    <w:p/>
     <w:p>
       <w:pPr>
         <w:pStyle w:val="Heading2"/>
@@ -6638,31 +7744,433 @@
       </w:r>
     </w:p>
     <w:p>
-      <w:pPr>
-        <w:pStyle w:val="Normal"/>
-        <w:jc w:val="both"/>
-        <w:rPr/>
-      </w:pPr>
-      <w:r>
-        <w:rPr>
-          <w:sz w:val="24"/>
-        </w:rPr>
-        <w:t>La couche BI fournit des indicateurs directement exploitables par l'utilisateur : dashboard directionnel, evolution du stock, tendance des ventes, analyse ABC, saisonnalite, top produits, stock par categorie, distribution des mouvements, rapport de stock faible, rotation de stock, prevision vs reel et heatmap. Ces sorties transforment l'application en outil d'aide a la decision et non en simple systeme transactionnel.</w:t>
+      <w:r>
+        <w:t>La couche Business Intelligence a ete implemente comme un ensemble de services REST directement consommables par l'interface web. Elle expose des endpoints specialises pour le dashboard global, l'evolution du stock par produit, la tendance des ventes, l'analyse ABC, la saisonnalite, le classement des meilleurs produits, la repartition du stock par categorie, la distribution des mouvements, le rapport de stock faible, la rotation de stock, la comparaison prevision versus reel et la heatmap des mouvements. Toutes ces reponses sont calculees dans le contexte du workspace courant afin de garantir l'isolation des donnees et une restitution immediate dans les composants graphiques du frontend.</w:t>
       </w:r>
     </w:p>
     <w:p>
-      <w:pPr>
-        <w:pStyle w:val="Normal"/>
-        <w:jc w:val="both"/>
-        <w:rPr/>
-      </w:pPr>
-      <w:r>
-        <w:rPr>
-          <w:sz w:val="24"/>
-        </w:rPr>
-        <w:t>Le module ML utilise XGBoost pour predire la demande journaliere future par produit. L'apprentissage s'appuie sur les mouvements OUT et LOSS, agrege les ventes par jour, complete les jours manquants par zero et construit un vecteur de douze features comprenant des informations calendaires, des lags et des statistiques glissantes. Cette approche reste pedagogique, explicable et bien adaptee a un PFE oriente demonstration et integration.</w:t>
+      <w:r>
+        <w:t>Sur le plan metier, le module BI consolide plusieurs sources pour construire les KPI de pilotage : produits, categories, membres, alertes et volumes de vente. L'analyse ABC recalcule puis persiste la classe A, B ou C sur les produits concernes, tandis que plusieurs indicateurs s'appuient uniquement sur les mouvements de sortie et de perte pour rester fideles a la consommation reelle. Cette implementation donne au projet une dimension decisionnelle visible en soutenance, au-dela de la simple gestion CRUD des stocks.</w:t>
       </w:r>
     </w:p>
+    <w:p>
+      <w:r>
+        <w:t>Le module ML / XGBoost prolonge cette chaine par trois services principaux : entrainement du modele, prevision de demande et optimisation des parametres de stock. Les series temporelles sont construites a partir des mouvements OUT et LOSS, agregees par jour puis enrichies par des variables calendaires, des lags J-1, J-7, J-14 et J-30 ainsi que des moyennes mobiles. L'API impose un historique minimal exploitable avant apprentissage, puis calcule des sorties directement actionnables comme le stock de securite, le point de commande et la quantite economique. Le document xgboost-explication.md complete cette partie en explicitant les choix algorithmiques retenus.</w:t>
+      </w:r>
+    </w:p>
+    <w:p>
+      <w:r>
+        <w:t>Les tableaux suivants regroupent les endpoints des modules analytiques BI et ML.</w:t>
+      </w:r>
+    </w:p>
+    <w:p>
+      <w:r>
+        <w:t>Tableau des endpoints - BI</w:t>
+      </w:r>
+    </w:p>
+    <w:tbl>
+      <w:tblPr>
+        <w:tblStyle w:val="TableGrid"/>
+        <w:tblW w:type="auto" w:w="0"/>
+        <w:tblLook w:firstColumn="1" w:firstRow="1" w:lastColumn="0" w:lastRow="0" w:noHBand="0" w:noVBand="1" w:val="04A0"/>
+      </w:tblPr>
+      <w:tblGrid>
+        <w:gridCol w:w="4703"/>
+        <w:gridCol w:w="4703"/>
+      </w:tblGrid>
+      <w:tr>
+        <w:tc>
+          <w:tcPr>
+            <w:tcW w:type="dxa" w:w="4703"/>
+          </w:tcPr>
+          <w:p>
+            <w:r>
+              <w:t>Methode</w:t>
+            </w:r>
+          </w:p>
+        </w:tc>
+        <w:tc>
+          <w:tcPr>
+            <w:tcW w:type="dxa" w:w="4703"/>
+          </w:tcPr>
+          <w:p>
+            <w:r>
+              <w:t>Endpoint</w:t>
+            </w:r>
+          </w:p>
+        </w:tc>
+      </w:tr>
+      <w:tr>
+        <w:tc>
+          <w:tcPr>
+            <w:tcW w:type="dxa" w:w="4703"/>
+          </w:tcPr>
+          <w:p>
+            <w:r>
+              <w:t>GET</w:t>
+            </w:r>
+          </w:p>
+        </w:tc>
+        <w:tc>
+          <w:tcPr>
+            <w:tcW w:type="dxa" w:w="4703"/>
+          </w:tcPr>
+          <w:p>
+            <w:r>
+              <w:t>/workspaces/{workspaceId}/bi/dashboard</w:t>
+            </w:r>
+          </w:p>
+        </w:tc>
+      </w:tr>
+      <w:tr>
+        <w:tc>
+          <w:tcPr>
+            <w:tcW w:type="dxa" w:w="4703"/>
+          </w:tcPr>
+          <w:p>
+            <w:r>
+              <w:t>GET</w:t>
+            </w:r>
+          </w:p>
+        </w:tc>
+        <w:tc>
+          <w:tcPr>
+            <w:tcW w:type="dxa" w:w="4703"/>
+          </w:tcPr>
+          <w:p>
+            <w:r>
+              <w:t>/workspaces/{workspaceId}/bi/stock-evolution/{productId}</w:t>
+            </w:r>
+          </w:p>
+        </w:tc>
+      </w:tr>
+      <w:tr>
+        <w:tc>
+          <w:tcPr>
+            <w:tcW w:type="dxa" w:w="4703"/>
+          </w:tcPr>
+          <w:p>
+            <w:r>
+              <w:t>GET</w:t>
+            </w:r>
+          </w:p>
+        </w:tc>
+        <w:tc>
+          <w:tcPr>
+            <w:tcW w:type="dxa" w:w="4703"/>
+          </w:tcPr>
+          <w:p>
+            <w:r>
+              <w:t>/workspaces/{workspaceId}/bi/sales-trend</w:t>
+            </w:r>
+          </w:p>
+        </w:tc>
+      </w:tr>
+      <w:tr>
+        <w:tc>
+          <w:tcPr>
+            <w:tcW w:type="dxa" w:w="4703"/>
+          </w:tcPr>
+          <w:p>
+            <w:r>
+              <w:t>GET</w:t>
+            </w:r>
+          </w:p>
+        </w:tc>
+        <w:tc>
+          <w:tcPr>
+            <w:tcW w:type="dxa" w:w="4703"/>
+          </w:tcPr>
+          <w:p>
+            <w:r>
+              <w:t>/workspaces/{workspaceId}/bi/abc-analysis</w:t>
+            </w:r>
+          </w:p>
+        </w:tc>
+      </w:tr>
+      <w:tr>
+        <w:tc>
+          <w:tcPr>
+            <w:tcW w:type="dxa" w:w="4703"/>
+          </w:tcPr>
+          <w:p>
+            <w:r>
+              <w:t>GET</w:t>
+            </w:r>
+          </w:p>
+        </w:tc>
+        <w:tc>
+          <w:tcPr>
+            <w:tcW w:type="dxa" w:w="4703"/>
+          </w:tcPr>
+          <w:p>
+            <w:r>
+              <w:t>/workspaces/{workspaceId}/bi/seasonality</w:t>
+            </w:r>
+          </w:p>
+        </w:tc>
+      </w:tr>
+      <w:tr>
+        <w:tc>
+          <w:tcPr>
+            <w:tcW w:type="dxa" w:w="4703"/>
+          </w:tcPr>
+          <w:p>
+            <w:r>
+              <w:t>GET</w:t>
+            </w:r>
+          </w:p>
+        </w:tc>
+        <w:tc>
+          <w:tcPr>
+            <w:tcW w:type="dxa" w:w="4703"/>
+          </w:tcPr>
+          <w:p>
+            <w:r>
+              <w:t>/workspaces/{workspaceId}/bi/top-products</w:t>
+            </w:r>
+          </w:p>
+        </w:tc>
+      </w:tr>
+      <w:tr>
+        <w:tc>
+          <w:tcPr>
+            <w:tcW w:type="dxa" w:w="4703"/>
+          </w:tcPr>
+          <w:p>
+            <w:r>
+              <w:t>GET</w:t>
+            </w:r>
+          </w:p>
+        </w:tc>
+        <w:tc>
+          <w:tcPr>
+            <w:tcW w:type="dxa" w:w="4703"/>
+          </w:tcPr>
+          <w:p>
+            <w:r>
+              <w:t>/workspaces/{workspaceId}/bi/stock-by-category</w:t>
+            </w:r>
+          </w:p>
+        </w:tc>
+      </w:tr>
+      <w:tr>
+        <w:tc>
+          <w:tcPr>
+            <w:tcW w:type="dxa" w:w="4703"/>
+          </w:tcPr>
+          <w:p>
+            <w:r>
+              <w:t>GET</w:t>
+            </w:r>
+          </w:p>
+        </w:tc>
+        <w:tc>
+          <w:tcPr>
+            <w:tcW w:type="dxa" w:w="4703"/>
+          </w:tcPr>
+          <w:p>
+            <w:r>
+              <w:t>/workspaces/{workspaceId}/bi/movement-distribution</w:t>
+            </w:r>
+          </w:p>
+        </w:tc>
+      </w:tr>
+      <w:tr>
+        <w:tc>
+          <w:tcPr>
+            <w:tcW w:type="dxa" w:w="4703"/>
+          </w:tcPr>
+          <w:p>
+            <w:r>
+              <w:t>GET</w:t>
+            </w:r>
+          </w:p>
+        </w:tc>
+        <w:tc>
+          <w:tcPr>
+            <w:tcW w:type="dxa" w:w="4703"/>
+          </w:tcPr>
+          <w:p>
+            <w:r>
+              <w:t>/workspaces/{workspaceId}/bi/low-stock-report</w:t>
+            </w:r>
+          </w:p>
+        </w:tc>
+      </w:tr>
+      <w:tr>
+        <w:tc>
+          <w:tcPr>
+            <w:tcW w:type="dxa" w:w="4703"/>
+          </w:tcPr>
+          <w:p>
+            <w:r>
+              <w:t>GET</w:t>
+            </w:r>
+          </w:p>
+        </w:tc>
+        <w:tc>
+          <w:tcPr>
+            <w:tcW w:type="dxa" w:w="4703"/>
+          </w:tcPr>
+          <w:p>
+            <w:r>
+              <w:t>/workspaces/{workspaceId}/bi/stock-turnover</w:t>
+            </w:r>
+          </w:p>
+        </w:tc>
+      </w:tr>
+      <w:tr>
+        <w:tc>
+          <w:tcPr>
+            <w:tcW w:type="dxa" w:w="4703"/>
+          </w:tcPr>
+          <w:p>
+            <w:r>
+              <w:t>GET</w:t>
+            </w:r>
+          </w:p>
+        </w:tc>
+        <w:tc>
+          <w:tcPr>
+            <w:tcW w:type="dxa" w:w="4703"/>
+          </w:tcPr>
+          <w:p>
+            <w:r>
+              <w:t>/workspaces/{workspaceId}/bi/forecast-vs-actual/{productId}</w:t>
+            </w:r>
+          </w:p>
+        </w:tc>
+      </w:tr>
+      <w:tr>
+        <w:tc>
+          <w:tcPr>
+            <w:tcW w:type="dxa" w:w="4703"/>
+          </w:tcPr>
+          <w:p>
+            <w:r>
+              <w:t>GET</w:t>
+            </w:r>
+          </w:p>
+        </w:tc>
+        <w:tc>
+          <w:tcPr>
+            <w:tcW w:type="dxa" w:w="4703"/>
+          </w:tcPr>
+          <w:p>
+            <w:r>
+              <w:t>/workspaces/{workspaceId}/bi/movement-heatmap</w:t>
+            </w:r>
+          </w:p>
+        </w:tc>
+      </w:tr>
+    </w:tbl>
+    <w:p/>
+    <w:p>
+      <w:r>
+        <w:t>Tableau des endpoints - ML / XGBoost</w:t>
+      </w:r>
+    </w:p>
+    <w:tbl>
+      <w:tblPr>
+        <w:tblStyle w:val="TableGrid"/>
+        <w:tblW w:type="auto" w:w="0"/>
+        <w:tblLook w:firstColumn="1" w:firstRow="1" w:lastColumn="0" w:lastRow="0" w:noHBand="0" w:noVBand="1" w:val="04A0"/>
+      </w:tblPr>
+      <w:tblGrid>
+        <w:gridCol w:w="4703"/>
+        <w:gridCol w:w="4703"/>
+      </w:tblGrid>
+      <w:tr>
+        <w:tc>
+          <w:tcPr>
+            <w:tcW w:type="dxa" w:w="4703"/>
+          </w:tcPr>
+          <w:p>
+            <w:r>
+              <w:t>Methode</w:t>
+            </w:r>
+          </w:p>
+        </w:tc>
+        <w:tc>
+          <w:tcPr>
+            <w:tcW w:type="dxa" w:w="4703"/>
+          </w:tcPr>
+          <w:p>
+            <w:r>
+              <w:t>Endpoint</w:t>
+            </w:r>
+          </w:p>
+        </w:tc>
+      </w:tr>
+      <w:tr>
+        <w:tc>
+          <w:tcPr>
+            <w:tcW w:type="dxa" w:w="4703"/>
+          </w:tcPr>
+          <w:p>
+            <w:r>
+              <w:t>POST</w:t>
+            </w:r>
+          </w:p>
+        </w:tc>
+        <w:tc>
+          <w:tcPr>
+            <w:tcW w:type="dxa" w:w="4703"/>
+          </w:tcPr>
+          <w:p>
+            <w:r>
+              <w:t>/workspaces/{workspaceId}/ml/train/{productId}</w:t>
+            </w:r>
+          </w:p>
+        </w:tc>
+      </w:tr>
+      <w:tr>
+        <w:tc>
+          <w:tcPr>
+            <w:tcW w:type="dxa" w:w="4703"/>
+          </w:tcPr>
+          <w:p>
+            <w:r>
+              <w:t>GET</w:t>
+            </w:r>
+          </w:p>
+        </w:tc>
+        <w:tc>
+          <w:tcPr>
+            <w:tcW w:type="dxa" w:w="4703"/>
+          </w:tcPr>
+          <w:p>
+            <w:r>
+              <w:t>/workspaces/{workspaceId}/ml/forecast/{productId}</w:t>
+            </w:r>
+          </w:p>
+        </w:tc>
+      </w:tr>
+      <w:tr>
+        <w:tc>
+          <w:tcPr>
+            <w:tcW w:type="dxa" w:w="4703"/>
+          </w:tcPr>
+          <w:p>
+            <w:r>
+              <w:t>GET</w:t>
+            </w:r>
+          </w:p>
+        </w:tc>
+        <w:tc>
+          <w:tcPr>
+            <w:tcW w:type="dxa" w:w="4703"/>
+          </w:tcPr>
+          <w:p>
+            <w:r>
+              <w:t>/workspaces/{workspaceId}/ml/optimize/{productId}</w:t>
+            </w:r>
+          </w:p>
+        </w:tc>
+      </w:tr>
+    </w:tbl>
+    <w:p/>
     <w:p>
       <w:pPr>
         <w:pStyle w:val="Heading2"/>
